--- a/Time Series Modelling Case Study Report.docx
+++ b/Time Series Modelling Case Study Report.docx
@@ -199,15 +199,7 @@
           <w:sz w:val="24"/>
           <w:szCs w:val="24"/>
         </w:rPr>
-        <w:t>ID</w:t>
-      </w:r>
-      <w:r>
-        <w:rPr>
-          <w:rFonts w:ascii="Times New Roman" w:hAnsi="Times New Roman" w:cs="Times New Roman"/>
-          <w:sz w:val="24"/>
-          <w:szCs w:val="24"/>
-        </w:rPr>
-        <w:t xml:space="preserve">: 24090533  </w:t>
+        <w:t xml:space="preserve">ID: 24090533  </w:t>
       </w:r>
     </w:p>
     <w:p>
@@ -267,15 +259,7 @@
           <w:sz w:val="24"/>
           <w:szCs w:val="24"/>
         </w:rPr>
-        <w:t xml:space="preserve"> July</w:t>
-      </w:r>
-      <w:r>
-        <w:rPr>
-          <w:rFonts w:ascii="Times New Roman" w:hAnsi="Times New Roman" w:cs="Times New Roman"/>
-          <w:sz w:val="24"/>
-          <w:szCs w:val="24"/>
-        </w:rPr>
-        <w:t xml:space="preserve"> 2026</w:t>
+        <w:t xml:space="preserve"> July 2026</w:t>
       </w:r>
     </w:p>
     <w:p>
@@ -286,34 +270,158 @@
           <w:szCs w:val="24"/>
         </w:rPr>
       </w:pPr>
-      <w:r>
-        <w:rPr>
-          <w:rFonts w:ascii="Times New Roman" w:hAnsi="Times New Roman" w:cs="Times New Roman"/>
-          <w:sz w:val="24"/>
-          <w:szCs w:val="24"/>
-        </w:rPr>
-        <w:br w:type="page"/>
-      </w:r>
     </w:p>
     <w:p>
       <w:pPr>
-        <w:pStyle w:val="Heading1"/>
-        <w:rPr>
-          <w:rFonts w:ascii="Times New Roman" w:hAnsi="Times New Roman" w:cs="Times New Roman"/>
-          <w:color w:val="auto"/>
-        </w:rPr>
-      </w:pPr>
-      <w:r>
-        <w:rPr>
-          <w:rFonts w:ascii="Times New Roman" w:hAnsi="Times New Roman" w:cs="Times New Roman"/>
-          <w:color w:val="auto"/>
-        </w:rPr>
-        <w:lastRenderedPageBreak/>
-        <w:t>1. Introduction</w:t>
-      </w:r>
+        <w:rPr>
+          <w:rFonts w:ascii="Times New Roman" w:hAnsi="Times New Roman" w:cs="Times New Roman"/>
+          <w:sz w:val="24"/>
+          <w:szCs w:val="24"/>
+        </w:rPr>
+      </w:pPr>
     </w:p>
     <w:p>
       <w:pPr>
+        <w:rPr>
+          <w:rFonts w:ascii="Times New Roman" w:hAnsi="Times New Roman" w:cs="Times New Roman"/>
+          <w:sz w:val="24"/>
+          <w:szCs w:val="24"/>
+        </w:rPr>
+      </w:pPr>
+    </w:p>
+    <w:p>
+      <w:pPr>
+        <w:rPr>
+          <w:rFonts w:ascii="Times New Roman" w:hAnsi="Times New Roman" w:cs="Times New Roman"/>
+          <w:sz w:val="24"/>
+          <w:szCs w:val="24"/>
+        </w:rPr>
+      </w:pPr>
+    </w:p>
+    <w:p>
+      <w:pPr>
+        <w:rPr>
+          <w:rFonts w:ascii="Times New Roman" w:hAnsi="Times New Roman" w:cs="Times New Roman"/>
+          <w:sz w:val="24"/>
+          <w:szCs w:val="24"/>
+        </w:rPr>
+      </w:pPr>
+    </w:p>
+    <w:p>
+      <w:pPr>
+        <w:rPr>
+          <w:rFonts w:ascii="Times New Roman" w:hAnsi="Times New Roman" w:cs="Times New Roman"/>
+          <w:sz w:val="24"/>
+          <w:szCs w:val="24"/>
+        </w:rPr>
+      </w:pPr>
+    </w:p>
+    <w:p>
+      <w:pPr>
+        <w:rPr>
+          <w:rFonts w:ascii="Times New Roman" w:hAnsi="Times New Roman" w:cs="Times New Roman"/>
+          <w:sz w:val="24"/>
+          <w:szCs w:val="24"/>
+        </w:rPr>
+      </w:pPr>
+    </w:p>
+    <w:p>
+      <w:pPr>
+        <w:rPr>
+          <w:rFonts w:ascii="Times New Roman" w:hAnsi="Times New Roman" w:cs="Times New Roman"/>
+          <w:sz w:val="24"/>
+          <w:szCs w:val="24"/>
+        </w:rPr>
+      </w:pPr>
+    </w:p>
+    <w:p>
+      <w:pPr>
+        <w:rPr>
+          <w:rFonts w:ascii="Times New Roman" w:hAnsi="Times New Roman" w:cs="Times New Roman"/>
+          <w:sz w:val="24"/>
+          <w:szCs w:val="24"/>
+        </w:rPr>
+      </w:pPr>
+      <w:proofErr w:type="spellStart"/>
+      <w:r>
+        <w:rPr>
+          <w:rFonts w:ascii="Times New Roman" w:hAnsi="Times New Roman" w:cs="Times New Roman"/>
+          <w:sz w:val="24"/>
+          <w:szCs w:val="24"/>
+        </w:rPr>
+        <w:t>GitHUB</w:t>
+      </w:r>
+      <w:proofErr w:type="spellEnd"/>
+      <w:r>
+        <w:rPr>
+          <w:rFonts w:ascii="Times New Roman" w:hAnsi="Times New Roman" w:cs="Times New Roman"/>
+          <w:sz w:val="24"/>
+          <w:szCs w:val="24"/>
+        </w:rPr>
+        <w:t xml:space="preserve">: </w:t>
+      </w:r>
+      <w:r>
+        <w:rPr>
+          <w:rFonts w:ascii="Times New Roman" w:hAnsi="Times New Roman" w:cs="Times New Roman"/>
+          <w:sz w:val="24"/>
+          <w:szCs w:val="24"/>
+        </w:rPr>
+        <w:t>https://github.com/gopikrishna475/Time-Series-Modelling-Case-Study</w:t>
+      </w:r>
+      <w:r>
+        <w:rPr>
+          <w:rFonts w:ascii="Times New Roman" w:hAnsi="Times New Roman" w:cs="Times New Roman"/>
+          <w:sz w:val="24"/>
+          <w:szCs w:val="24"/>
+        </w:rPr>
+        <w:br w:type="page"/>
+      </w:r>
+    </w:p>
+    <w:p>
+      <w:pPr>
+        <w:rPr>
+          <w:rFonts w:ascii="Times New Roman" w:hAnsi="Times New Roman" w:cs="Times New Roman"/>
+          <w:sz w:val="24"/>
+          <w:szCs w:val="24"/>
+        </w:rPr>
+      </w:pPr>
+    </w:p>
+    <w:p>
+      <w:pPr>
+        <w:rPr>
+          <w:rFonts w:ascii="Times New Roman" w:hAnsi="Times New Roman" w:cs="Times New Roman"/>
+          <w:sz w:val="24"/>
+          <w:szCs w:val="24"/>
+        </w:rPr>
+      </w:pPr>
+    </w:p>
+    <w:p>
+      <w:pPr>
+        <w:rPr>
+          <w:rFonts w:ascii="Times New Roman" w:hAnsi="Times New Roman" w:cs="Times New Roman"/>
+          <w:sz w:val="24"/>
+          <w:szCs w:val="24"/>
+        </w:rPr>
+      </w:pPr>
+    </w:p>
+    <w:p>
+      <w:pPr>
+        <w:pStyle w:val="Heading1"/>
+        <w:rPr>
+          <w:rFonts w:ascii="Times New Roman" w:hAnsi="Times New Roman" w:cs="Times New Roman"/>
+          <w:color w:val="auto"/>
+        </w:rPr>
+      </w:pPr>
+      <w:r>
+        <w:rPr>
+          <w:rFonts w:ascii="Times New Roman" w:hAnsi="Times New Roman" w:cs="Times New Roman"/>
+          <w:color w:val="auto"/>
+        </w:rPr>
+        <w:t>1. Introduction</w:t>
+      </w:r>
+    </w:p>
+    <w:p>
+      <w:pPr>
         <w:spacing w:after="80"/>
         <w:jc w:val="both"/>
         <w:rPr>
@@ -380,6 +488,7 @@
         <w:rPr>
           <w:noProof/>
         </w:rPr>
+        <w:lastRenderedPageBreak/>
         <w:drawing>
           <wp:inline distT="0" distB="0" distL="0" distR="0" wp14:anchorId="095F8893" wp14:editId="63639D37">
             <wp:extent cx="4835237" cy="2398632"/>
@@ -560,6 +669,7 @@
           <w:i/>
           <w:sz w:val="20"/>
         </w:rPr>
+        <w:lastRenderedPageBreak/>
         <w:t>Figure 4: Weekly load distribution by month — winter months consistently higher than summer.</w:t>
       </w:r>
     </w:p>
@@ -1290,6 +1400,7 @@
           <w:sz w:val="24"/>
           <w:szCs w:val="24"/>
         </w:rPr>
+        <w:lastRenderedPageBreak/>
         <w:drawing>
           <wp:inline distT="0" distB="0" distL="0" distR="0" wp14:anchorId="05B4141B" wp14:editId="68740814">
             <wp:extent cx="5029200" cy="3858794"/>
@@ -1398,7 +1509,6 @@
           <w:sz w:val="24"/>
           <w:szCs w:val="24"/>
         </w:rPr>
-        <w:lastRenderedPageBreak/>
         <w:drawing>
           <wp:inline distT="0" distB="0" distL="0" distR="0" wp14:anchorId="4666D0EA" wp14:editId="71697F31">
             <wp:extent cx="5029200" cy="2132802"/>
@@ -1453,6 +1563,7 @@
           <w:sz w:val="24"/>
           <w:szCs w:val="24"/>
         </w:rPr>
+        <w:lastRenderedPageBreak/>
         <w:t>Figure 4: Benchmark forecasts vs actual (2018–2020). Seasonal Naive clearly outperforms by capturing the annual cycle.</w:t>
       </w:r>
     </w:p>
@@ -1875,7 +1986,6 @@
           <w:rFonts w:ascii="Times New Roman" w:hAnsi="Times New Roman" w:cs="Times New Roman"/>
           <w:color w:val="auto"/>
         </w:rPr>
-        <w:lastRenderedPageBreak/>
         <w:t>5. SARIMAX with Temperature Covariates</w:t>
       </w:r>
     </w:p>
@@ -1931,7 +2041,16 @@
           <w:sz w:val="24"/>
           <w:szCs w:val="24"/>
         </w:rPr>
-        <w:t xml:space="preserve">T-22, 0)) were derived from Berlin temperature (Open-Meteo API) and preferred over raw temperature because they directly quantify energy demand implications of temperature deviation from comfort thresholds (Cai et al., 2019). One-week lagged features (HDD_lag1, CDD_lag1) prevent data leakage — current week degree-days are unavailable at the forecast origin, making this a conditional rather than unconditional forecast. Unfortunately, SARIMAX produced RMSE = 18,315.7 MW (Figure 6), indicating numerical instability rather than genuine forecast performance. The likely cause is collinearity between degree-day features and the </w:t>
+        <w:t xml:space="preserve">T-22, 0)) were derived from Berlin temperature (Open-Meteo API) and preferred over raw temperature because they directly quantify energy demand implications of temperature deviation from comfort thresholds (Cai et al., 2019). One-week lagged features (HDD_lag1, CDD_lag1) prevent data leakage — current week degree-days are unavailable at the forecast origin, making this a conditional rather than unconditional forecast. Unfortunately, SARIMAX produced RMSE = 18,315.7 MW (Figure 6), indicating numerical instability rather than genuine forecast performance. The likely cause is collinearity between degree-day features </w:t>
+      </w:r>
+      <w:r>
+        <w:rPr>
+          <w:rFonts w:ascii="Times New Roman" w:hAnsi="Times New Roman" w:cs="Times New Roman"/>
+          <w:sz w:val="24"/>
+          <w:szCs w:val="24"/>
+        </w:rPr>
+        <w:lastRenderedPageBreak/>
+        <w:t xml:space="preserve">and the </w:t>
       </w:r>
       <w:proofErr w:type="gramStart"/>
       <w:r>
@@ -2077,16 +2196,7 @@
           <w:sz w:val="24"/>
           <w:szCs w:val="24"/>
         </w:rPr>
-        <w:t xml:space="preserve">Random Forest and Gradient Boosting were chosen because they can capture non-linear interactions between predictors that SARIMA cannot model (Tyralis &amp; Papacharalampous, 2017). They treat forecasting as supervised regression: past values are explicit input features rather than implicit AR terms, allowing direct use of load_lag52 which proves to be the dominant signal. A 16-variable feature matrix included calendar features (week sin/cosine cyclical encoding, month, year), load lags (1,2,4,8,52 weeks), rolling means (4,8,52 weeks), temperature lags (HDD_lag1, CDD_lag1), and public holiday indicators. All features used shift ≥ 1 to prevent leakage; train/test split was applied before engineering (Kaufman et al., 2012). Random Forest (500 trees, min 2 samples per leaf) achieved RMSE = 2,695.4 MW (skill +0.12, MAPE = 3.79%) — a meaningful 12% improvement over Seasonal Naive. Gradient Boosting (300 trees, lr=0.05, depth=4, subsample=0.8) achieved RMSE = 2,820.1 MW (skill +0.08). Feature importance (Figure 7, left) reveals load_lag52 as the dominant predictor — the models essentially learned to weight last year's same-week value heavily, with corrections from other features providing the </w:t>
-      </w:r>
-      <w:r>
-        <w:rPr>
-          <w:rFonts w:ascii="Times New Roman" w:hAnsi="Times New Roman" w:cs="Times New Roman"/>
-          <w:sz w:val="24"/>
-          <w:szCs w:val="24"/>
-        </w:rPr>
-        <w:lastRenderedPageBreak/>
-        <w:t>12% improvement over the pure Seasonal Naive. Both models substantially outperform SARIMA, demonstrating that direct inclusion of load_lag52 as a feature is more effective than modelling annual seasonality through the SAR term.</w:t>
+        <w:t>Random Forest and Gradient Boosting were chosen because they can capture non-linear interactions between predictors that SARIMA cannot model (Tyralis &amp; Papacharalampous, 2017). They treat forecasting as supervised regression: past values are explicit input features rather than implicit AR terms, allowing direct use of load_lag52 which proves to be the dominant signal. A 16-variable feature matrix included calendar features (week sin/cosine cyclical encoding, month, year), load lags (1,2,4,8,52 weeks), rolling means (4,8,52 weeks), temperature lags (HDD_lag1, CDD_lag1), and public holiday indicators. All features used shift ≥ 1 to prevent leakage; train/test split was applied before engineering (Kaufman et al., 2012). Random Forest (500 trees, min 2 samples per leaf) achieved RMSE = 2,695.4 MW (skill +0.12, MAPE = 3.79%) — a meaningful 12% improvement over Seasonal Naive. Gradient Boosting (300 trees, lr=0.05, depth=4, subsample=0.8) achieved RMSE = 2,820.1 MW (skill +0.08). Feature importance (Figure 7, left) reveals load_lag52 as the dominant predictor — the models essentially learned to weight last year's same-week value heavily, with corrections from other features providing the 12% improvement over the pure Seasonal Naive. Both models substantially outperform SARIMA, demonstrating that direct inclusion of load_lag52 as a feature is more effective than modelling annual seasonality through the SAR term.</w:t>
       </w:r>
     </w:p>
     <w:tbl>
@@ -2279,6 +2389,7 @@
           <w:rFonts w:ascii="Times New Roman" w:hAnsi="Times New Roman" w:cs="Times New Roman"/>
           <w:color w:val="auto"/>
         </w:rPr>
+        <w:lastRenderedPageBreak/>
         <w:t>7. LSTM Neural Network</w:t>
       </w:r>
     </w:p>
@@ -2617,7 +2728,6 @@
           <w:rFonts w:ascii="Times New Roman" w:hAnsi="Times New Roman" w:cs="Times New Roman"/>
           <w:color w:val="auto"/>
         </w:rPr>
-        <w:lastRenderedPageBreak/>
         <w:t>8. Model Comparison and Critical Evaluation</w:t>
       </w:r>
     </w:p>
@@ -4115,6 +4225,7 @@
           <w:sz w:val="24"/>
           <w:szCs w:val="24"/>
         </w:rPr>
+        <w:lastRenderedPageBreak/>
         <w:t>Table 2: All model metrics ranked by RMSE. Green = beat Seasonal Naive meaningfully; yellow = moderate improvement.</w:t>
       </w:r>
     </w:p>
@@ -4241,7 +4352,6 @@
           <w:rFonts w:ascii="Times New Roman" w:hAnsi="Times New Roman" w:cs="Times New Roman"/>
           <w:color w:val="auto"/>
         </w:rPr>
-        <w:lastRenderedPageBreak/>
         <w:t>9. Analysis Questions</w:t>
       </w:r>
     </w:p>
@@ -4342,6 +4452,7 @@
           <w:sz w:val="24"/>
           <w:szCs w:val="24"/>
         </w:rPr>
+        <w:lastRenderedPageBreak/>
         <w:t>Three measures were applied. First, temperature features used minimum one-week lags (HDD_lag1, CDD_lag1) — current-week values are unavailable at the forecast origin. Second, all load lag and rolling mean features used shift ≥ 1, so no observation contributed to its own predictor. Third, the train/test split was performed before any feature engineering, ensuring no test-period information influenced training (Kaufman et al., 2012). Omitting any of these measures would artificially inflate apparent model performance.</w:t>
       </w:r>
     </w:p>
@@ -4570,7 +4681,6 @@
           <w:sz w:val="24"/>
           <w:szCs w:val="24"/>
         </w:rPr>
-        <w:lastRenderedPageBreak/>
         <w:t>Question 5: Compare the interpretability and complexity of SARIMAX, feature-based, and neural network models.</w:t>
       </w:r>
     </w:p>
@@ -4667,6 +4777,7 @@
           <w:sz w:val="24"/>
           <w:szCs w:val="24"/>
         </w:rPr>
+        <w:lastRenderedPageBreak/>
         <w:t>Random Forest is recommended for operational use despite the LSTM's lower RMSE. On accuracy, RMSE = 2,695.4 MW (skill +0.12) is sufficient for weekly scheduling; the LSTM's advantage is partly a measurement artefact from weekly aggregation of hourly predictions. On uncertainty, RF can be extended to quantile regression forests (</w:t>
       </w:r>
       <w:proofErr w:type="spellStart"/>
@@ -4886,7 +4997,6 @@
           <w:szCs w:val="24"/>
           <w:lang w:val="en-IN"/>
         </w:rPr>
-        <w:lastRenderedPageBreak/>
         <w:t xml:space="preserve">Cai, M., </w:t>
       </w:r>
       <w:proofErr w:type="spellStart"/>
@@ -5244,338 +5354,6 @@
           <w:lang w:val="en-IN"/>
         </w:rPr>
         <w:t>.</w:t>
-      </w:r>
-    </w:p>
-    <w:p>
-      <w:pPr>
-        <w:pStyle w:val="ListParagraph"/>
-        <w:numPr>
-          <w:ilvl w:val="0"/>
-          <w:numId w:val="10"/>
-        </w:numPr>
-        <w:spacing w:after="60"/>
-        <w:rPr>
-          <w:rFonts w:ascii="Times New Roman" w:hAnsi="Times New Roman" w:cs="Times New Roman"/>
-          <w:sz w:val="24"/>
-          <w:szCs w:val="24"/>
-          <w:lang w:val="en-IN"/>
-        </w:rPr>
-      </w:pPr>
-      <w:r>
-        <w:rPr>
-          <w:rFonts w:ascii="Times New Roman" w:hAnsi="Times New Roman" w:cs="Times New Roman"/>
-          <w:sz w:val="24"/>
-          <w:szCs w:val="24"/>
-          <w:lang w:val="en-IN"/>
-        </w:rPr>
-        <w:t xml:space="preserve">Hyndman, R.J. and Khandakar, Y. (2008) 'Automatic time series forecasting: The forecast package for R', </w:t>
-      </w:r>
-      <w:r>
-        <w:rPr>
-          <w:rFonts w:ascii="Times New Roman" w:hAnsi="Times New Roman" w:cs="Times New Roman"/>
-          <w:i/>
-          <w:iCs/>
-          <w:sz w:val="24"/>
-          <w:szCs w:val="24"/>
-          <w:lang w:val="en-IN"/>
-        </w:rPr>
-        <w:t>Journal of Statistical Software</w:t>
-      </w:r>
-      <w:r>
-        <w:rPr>
-          <w:rFonts w:ascii="Times New Roman" w:hAnsi="Times New Roman" w:cs="Times New Roman"/>
-          <w:sz w:val="24"/>
-          <w:szCs w:val="24"/>
-          <w:lang w:val="en-IN"/>
-        </w:rPr>
-        <w:t>, 27(3), pp. 1–22.</w:t>
-      </w:r>
-    </w:p>
-    <w:p>
-      <w:pPr>
-        <w:pStyle w:val="ListParagraph"/>
-        <w:numPr>
-          <w:ilvl w:val="0"/>
-          <w:numId w:val="10"/>
-        </w:numPr>
-        <w:spacing w:after="60"/>
-        <w:rPr>
-          <w:rFonts w:ascii="Times New Roman" w:hAnsi="Times New Roman" w:cs="Times New Roman"/>
-          <w:sz w:val="24"/>
-          <w:szCs w:val="24"/>
-          <w:lang w:val="en-IN"/>
-        </w:rPr>
-      </w:pPr>
-      <w:r>
-        <w:rPr>
-          <w:rFonts w:ascii="Times New Roman" w:hAnsi="Times New Roman" w:cs="Times New Roman"/>
-          <w:sz w:val="24"/>
-          <w:szCs w:val="24"/>
-          <w:lang w:val="en-IN"/>
-        </w:rPr>
-        <w:t xml:space="preserve">Kaufman, S., Rosset, S., Perlich, C. and </w:t>
-      </w:r>
-      <w:proofErr w:type="spellStart"/>
-      <w:r>
-        <w:rPr>
-          <w:rFonts w:ascii="Times New Roman" w:hAnsi="Times New Roman" w:cs="Times New Roman"/>
-          <w:sz w:val="24"/>
-          <w:szCs w:val="24"/>
-          <w:lang w:val="en-IN"/>
-        </w:rPr>
-        <w:t>Stitelman</w:t>
-      </w:r>
-      <w:proofErr w:type="spellEnd"/>
-      <w:r>
-        <w:rPr>
-          <w:rFonts w:ascii="Times New Roman" w:hAnsi="Times New Roman" w:cs="Times New Roman"/>
-          <w:sz w:val="24"/>
-          <w:szCs w:val="24"/>
-          <w:lang w:val="en-IN"/>
-        </w:rPr>
-        <w:t xml:space="preserve">, O. (2012) 'Leakage in data mining: Formulation, detection, and avoidance', </w:t>
-      </w:r>
-      <w:r>
-        <w:rPr>
-          <w:rFonts w:ascii="Times New Roman" w:hAnsi="Times New Roman" w:cs="Times New Roman"/>
-          <w:i/>
-          <w:iCs/>
-          <w:sz w:val="24"/>
-          <w:szCs w:val="24"/>
-          <w:lang w:val="en-IN"/>
-        </w:rPr>
-        <w:t>ACM Transactions on Knowledge Discovery from Data</w:t>
-      </w:r>
-      <w:r>
-        <w:rPr>
-          <w:rFonts w:ascii="Times New Roman" w:hAnsi="Times New Roman" w:cs="Times New Roman"/>
-          <w:sz w:val="24"/>
-          <w:szCs w:val="24"/>
-          <w:lang w:val="en-IN"/>
-        </w:rPr>
-        <w:t>, 6(4), pp. 1–21.</w:t>
-      </w:r>
-    </w:p>
-    <w:p>
-      <w:pPr>
-        <w:pStyle w:val="ListParagraph"/>
-        <w:numPr>
-          <w:ilvl w:val="0"/>
-          <w:numId w:val="10"/>
-        </w:numPr>
-        <w:spacing w:after="60"/>
-        <w:rPr>
-          <w:rFonts w:ascii="Times New Roman" w:hAnsi="Times New Roman" w:cs="Times New Roman"/>
-          <w:sz w:val="24"/>
-          <w:szCs w:val="24"/>
-          <w:lang w:val="en-IN"/>
-        </w:rPr>
-      </w:pPr>
-      <w:r>
-        <w:rPr>
-          <w:rFonts w:ascii="Times New Roman" w:hAnsi="Times New Roman" w:cs="Times New Roman"/>
-          <w:sz w:val="24"/>
-          <w:szCs w:val="24"/>
-          <w:lang w:val="en-IN"/>
-        </w:rPr>
-        <w:t xml:space="preserve">Kong, W., Dong, Z.Y., Jia, Y., Hill, D.J., Xu, Y. and Zhang, Y. (2019) 'Short-term residential load forecasting based on LSTM recurrent neural network', </w:t>
-      </w:r>
-      <w:r>
-        <w:rPr>
-          <w:rFonts w:ascii="Times New Roman" w:hAnsi="Times New Roman" w:cs="Times New Roman"/>
-          <w:i/>
-          <w:iCs/>
-          <w:sz w:val="24"/>
-          <w:szCs w:val="24"/>
-          <w:lang w:val="en-IN"/>
-        </w:rPr>
-        <w:t>IEEE Transactions on Smart Grid</w:t>
-      </w:r>
-      <w:r>
-        <w:rPr>
-          <w:rFonts w:ascii="Times New Roman" w:hAnsi="Times New Roman" w:cs="Times New Roman"/>
-          <w:sz w:val="24"/>
-          <w:szCs w:val="24"/>
-          <w:lang w:val="en-IN"/>
-        </w:rPr>
-        <w:t>, 10(1), pp. 841–851.</w:t>
-      </w:r>
-    </w:p>
-    <w:p>
-      <w:pPr>
-        <w:pStyle w:val="ListParagraph"/>
-        <w:numPr>
-          <w:ilvl w:val="0"/>
-          <w:numId w:val="10"/>
-        </w:numPr>
-        <w:spacing w:after="60"/>
-        <w:rPr>
-          <w:rFonts w:ascii="Times New Roman" w:hAnsi="Times New Roman" w:cs="Times New Roman"/>
-          <w:sz w:val="24"/>
-          <w:szCs w:val="24"/>
-          <w:lang w:val="en-IN"/>
-        </w:rPr>
-      </w:pPr>
-      <w:r>
-        <w:rPr>
-          <w:rFonts w:ascii="Times New Roman" w:hAnsi="Times New Roman" w:cs="Times New Roman"/>
-          <w:sz w:val="24"/>
-          <w:szCs w:val="24"/>
-          <w:lang w:val="en-IN"/>
-        </w:rPr>
-        <w:t xml:space="preserve">Makridakis, S., Spiliotis, E. and </w:t>
-      </w:r>
-      <w:proofErr w:type="spellStart"/>
-      <w:r>
-        <w:rPr>
-          <w:rFonts w:ascii="Times New Roman" w:hAnsi="Times New Roman" w:cs="Times New Roman"/>
-          <w:sz w:val="24"/>
-          <w:szCs w:val="24"/>
-          <w:lang w:val="en-IN"/>
-        </w:rPr>
-        <w:t>Assimakopoulos</w:t>
-      </w:r>
-      <w:proofErr w:type="spellEnd"/>
-      <w:r>
-        <w:rPr>
-          <w:rFonts w:ascii="Times New Roman" w:hAnsi="Times New Roman" w:cs="Times New Roman"/>
-          <w:sz w:val="24"/>
-          <w:szCs w:val="24"/>
-          <w:lang w:val="en-IN"/>
-        </w:rPr>
-        <w:t xml:space="preserve">, V. (2018) 'Statistical and machine learning forecasting methods: Concerns and ways forward', </w:t>
-      </w:r>
-      <w:r>
-        <w:rPr>
-          <w:rFonts w:ascii="Times New Roman" w:hAnsi="Times New Roman" w:cs="Times New Roman"/>
-          <w:i/>
-          <w:iCs/>
-          <w:sz w:val="24"/>
-          <w:szCs w:val="24"/>
-          <w:lang w:val="en-IN"/>
-        </w:rPr>
-        <w:t>PLOS ONE</w:t>
-      </w:r>
-      <w:r>
-        <w:rPr>
-          <w:rFonts w:ascii="Times New Roman" w:hAnsi="Times New Roman" w:cs="Times New Roman"/>
-          <w:sz w:val="24"/>
-          <w:szCs w:val="24"/>
-          <w:lang w:val="en-IN"/>
-        </w:rPr>
-        <w:t>, 13(3), e0194889.</w:t>
-      </w:r>
-    </w:p>
-    <w:p>
-      <w:pPr>
-        <w:pStyle w:val="ListParagraph"/>
-        <w:numPr>
-          <w:ilvl w:val="0"/>
-          <w:numId w:val="10"/>
-        </w:numPr>
-        <w:spacing w:after="60"/>
-        <w:rPr>
-          <w:rFonts w:ascii="Times New Roman" w:hAnsi="Times New Roman" w:cs="Times New Roman"/>
-          <w:sz w:val="24"/>
-          <w:szCs w:val="24"/>
-          <w:lang w:val="en-IN"/>
-        </w:rPr>
-      </w:pPr>
-      <w:proofErr w:type="spellStart"/>
-      <w:r>
-        <w:rPr>
-          <w:rFonts w:ascii="Times New Roman" w:hAnsi="Times New Roman" w:cs="Times New Roman"/>
-          <w:sz w:val="24"/>
-          <w:szCs w:val="24"/>
-          <w:lang w:val="en-IN"/>
-        </w:rPr>
-        <w:t>Meinshausen</w:t>
-      </w:r>
-      <w:proofErr w:type="spellEnd"/>
-      <w:r>
-        <w:rPr>
-          <w:rFonts w:ascii="Times New Roman" w:hAnsi="Times New Roman" w:cs="Times New Roman"/>
-          <w:sz w:val="24"/>
-          <w:szCs w:val="24"/>
-          <w:lang w:val="en-IN"/>
-        </w:rPr>
-        <w:t xml:space="preserve">, N. (2006) 'Quantile regression forests', </w:t>
-      </w:r>
-      <w:r>
-        <w:rPr>
-          <w:rFonts w:ascii="Times New Roman" w:hAnsi="Times New Roman" w:cs="Times New Roman"/>
-          <w:i/>
-          <w:iCs/>
-          <w:sz w:val="24"/>
-          <w:szCs w:val="24"/>
-          <w:lang w:val="en-IN"/>
-        </w:rPr>
-        <w:t>Journal of Machine Learning Research</w:t>
-      </w:r>
-      <w:r>
-        <w:rPr>
-          <w:rFonts w:ascii="Times New Roman" w:hAnsi="Times New Roman" w:cs="Times New Roman"/>
-          <w:sz w:val="24"/>
-          <w:szCs w:val="24"/>
-          <w:lang w:val="en-IN"/>
-        </w:rPr>
-        <w:t>, 7, pp. 983–999.</w:t>
-      </w:r>
-    </w:p>
-    <w:p>
-      <w:pPr>
-        <w:pStyle w:val="ListParagraph"/>
-        <w:numPr>
-          <w:ilvl w:val="0"/>
-          <w:numId w:val="10"/>
-        </w:numPr>
-        <w:spacing w:after="60"/>
-        <w:rPr>
-          <w:rFonts w:ascii="Times New Roman" w:hAnsi="Times New Roman" w:cs="Times New Roman"/>
-          <w:sz w:val="24"/>
-          <w:szCs w:val="24"/>
-          <w:lang w:val="en-IN"/>
-        </w:rPr>
-      </w:pPr>
-      <w:proofErr w:type="spellStart"/>
-      <w:r>
-        <w:rPr>
-          <w:rFonts w:ascii="Times New Roman" w:hAnsi="Times New Roman" w:cs="Times New Roman"/>
-          <w:sz w:val="24"/>
-          <w:szCs w:val="24"/>
-          <w:lang w:val="en-IN"/>
-        </w:rPr>
-        <w:t>Tyralis</w:t>
-      </w:r>
-      <w:proofErr w:type="spellEnd"/>
-      <w:r>
-        <w:rPr>
-          <w:rFonts w:ascii="Times New Roman" w:hAnsi="Times New Roman" w:cs="Times New Roman"/>
-          <w:sz w:val="24"/>
-          <w:szCs w:val="24"/>
-          <w:lang w:val="en-IN"/>
-        </w:rPr>
-        <w:t xml:space="preserve">, H. and Papacharalampous, G. (2017) 'Variable selection in time series forecasting using random forests', </w:t>
-      </w:r>
-      <w:r>
-        <w:rPr>
-          <w:rFonts w:ascii="Times New Roman" w:hAnsi="Times New Roman" w:cs="Times New Roman"/>
-          <w:i/>
-          <w:iCs/>
-          <w:sz w:val="24"/>
-          <w:szCs w:val="24"/>
-          <w:lang w:val="en-IN"/>
-        </w:rPr>
-        <w:t>Algorithms</w:t>
-      </w:r>
-      <w:r>
-        <w:rPr>
-          <w:rFonts w:ascii="Times New Roman" w:hAnsi="Times New Roman" w:cs="Times New Roman"/>
-          <w:sz w:val="24"/>
-          <w:szCs w:val="24"/>
-          <w:lang w:val="en-IN"/>
-        </w:rPr>
-        <w:t>, 10(4), p. 114.</w:t>
       </w:r>
     </w:p>
     <w:p>
@@ -6526,6 +6304,7 @@
   <w:style w:type="character" w:default="1" w:styleId="DefaultParagraphFont">
     <w:name w:val="Default Paragraph Font"/>
     <w:uiPriority w:val="1"/>
+    <w:semiHidden/>
     <w:unhideWhenUsed/>
   </w:style>
   <w:style w:type="table" w:default="1" w:styleId="TableNormal">
